--- a/Terms and Privacy Policy/files/Lenviq_Terms_of_Service_v2.docx
+++ b/Terms and Privacy Policy/files/Lenviq_Terms_of_Service_v2.docx
@@ -55,7 +55,7 @@
           <w:sz w:val="20"/>
           <w:szCs w:val="20"/>
         </w:rPr>
-        <w:t>Version 2.0  |  Effective from: 01 April 2026  |  Supersedes the Fastlegal Terms of Service last updated on 30 July 2022</w:t>
+        <w:t>Version 2.1  |  Effective from: 01 April 2026  |  Supersedes the Fastlegal Terms of Service last updated on 30 July 2022</w:t>
       </w:r>
     </w:p>
     <w:p>
@@ -3407,7 +3407,7 @@
         <w:t xml:space="preserve">General cap. </w:t>
       </w:r>
       <w:r>
-        <w:t>Subject to Clauses 28.3, 28.4 and 28.4A, the aggregate liability of either party arising out of or in connection with this Agreement, whether in contract, tort, under statute or otherwise, shall not exceed the Fees paid and payable by the Customer under this Agreement in the twelve (12) months immediately preceding the first event giving rise to the claim.</w:t>
+        <w:t>Subject to Clauses 28.3, 28.4 and 28.4A, the aggregate liability of either party arising out of or in connection with this Agreement, whether in contract, tort, under statute or otherwise, shall not exceed the higher of (a) INR 1,00,000 (Rupees One Lakh) and (b) the Fees paid and payable by the Customer under this Agreement in the twelve (12) months immediately preceding the first event giving rise to the claim.</w:t>
       </w:r>
     </w:p>
     <w:p>
@@ -10892,7 +10892,7 @@
       </w:r>
       <w:r>
         <w:tab/>
-        <w:t>General Terms of the Lenviq Terms of Service and Master Subscription Agreement, Version 2.0</w:t>
+        <w:t>General Terms of the Lenviq Terms of Service and Master Subscription Agreement, Version 2.1</w:t>
       </w:r>
     </w:p>
     <w:p>
